--- a/kurs/classroom-pack/vecka-06/elev-maskiner.docx
+++ b/kurs/classroom-pack/vecka-06/elev-maskiner.docx
@@ -372,7 +372,7 @@
                 <w:color w:val="111111"/>
                 <w:sz w:val="21"/>
               </w:rPr>
-              <w:t>Tyst maskin är inte död.</w:t>
+              <w:t>Bara för att maskinen inte låter betyder det inte att den är avställd.</w:t>
             </w:r>
           </w:p>
         </w:tc>
@@ -555,6 +555,158 @@
           <w:sz w:val="21"/>
         </w:rPr>
         <w:t>[ ] GO</w:t>
+      </w:r>
+    </w:p>
+    <w:p>
+      <w:pPr>
+        <w:pBdr>
+          <w:top w:val="single" w:sz="6" w:space="1" w:color="111111"/>
+        </w:pBdr>
+      </w:pPr>
+    </w:p>
+    <w:p>
+      <w:pPr>
+        <w:spacing w:before="200" w:after="80"/>
+        <w:pBdr>
+          <w:top w:val="single" w:sz="6" w:space="4" w:color="111111"/>
+        </w:pBdr>
+      </w:pPr>
+      <w:r>
+        <w:rPr>
+          <w:rFonts w:ascii="IBM Plex Sans" w:hAnsi="IBM Plex Sans" w:eastAsia="IBM Plex Sans" w:cs="IBM Plex Sans"/>
+          <w:b/>
+          <w:color w:val="111111"/>
+          <w:sz w:val="26"/>
+        </w:rPr>
+        <w:t>Räkna</w:t>
+      </w:r>
+    </w:p>
+    <w:p>
+      <w:pPr>
+        <w:spacing w:before="0" w:after="120" w:line="276" w:lineRule="auto"/>
+      </w:pPr>
+      <w:r>
+        <w:rPr>
+          <w:rFonts w:ascii="IBM Plex Sans" w:hAnsi="IBM Plex Sans" w:eastAsia="IBM Plex Sans" w:cs="IBM Plex Sans"/>
+          <w:b w:val="0"/>
+          <w:color w:val="111111"/>
+          <w:sz w:val="21"/>
+        </w:rPr>
+        <w:t xml:space="preserve">Jonas. Skylt </w:t>
+      </w:r>
+      <w:r>
+        <w:rPr>
+          <w:rFonts w:ascii="IBM Plex Sans" w:hAnsi="IBM Plex Sans" w:eastAsia="IBM Plex Sans" w:cs="IBM Plex Sans"/>
+          <w:b/>
+          <w:color w:val="111111"/>
+          <w:sz w:val="21"/>
+        </w:rPr>
+        <w:t>15 kW</w:t>
+      </w:r>
+      <w:r>
+        <w:rPr>
+          <w:rFonts w:ascii="IBM Plex Sans" w:hAnsi="IBM Plex Sans" w:eastAsia="IBM Plex Sans" w:cs="IBM Plex Sans"/>
+          <w:b w:val="0"/>
+          <w:color w:val="111111"/>
+          <w:sz w:val="21"/>
+        </w:rPr>
+        <w:t xml:space="preserve">, </w:t>
+      </w:r>
+      <w:r>
+        <w:rPr>
+          <w:rFonts w:ascii="IBM Plex Sans" w:hAnsi="IBM Plex Sans" w:eastAsia="IBM Plex Sans" w:cs="IBM Plex Sans"/>
+          <w:b/>
+          <w:color w:val="111111"/>
+          <w:sz w:val="21"/>
+        </w:rPr>
+        <w:t>400 V</w:t>
+      </w:r>
+      <w:r>
+        <w:rPr>
+          <w:rFonts w:ascii="IBM Plex Sans" w:hAnsi="IBM Plex Sans" w:eastAsia="IBM Plex Sans" w:cs="IBM Plex Sans"/>
+          <w:b w:val="0"/>
+          <w:color w:val="111111"/>
+          <w:sz w:val="21"/>
+        </w:rPr>
+        <w:t xml:space="preserve">, cosφ </w:t>
+      </w:r>
+      <w:r>
+        <w:rPr>
+          <w:rFonts w:ascii="IBM Plex Sans" w:hAnsi="IBM Plex Sans" w:eastAsia="IBM Plex Sans" w:cs="IBM Plex Sans"/>
+          <w:b/>
+          <w:color w:val="111111"/>
+          <w:sz w:val="21"/>
+        </w:rPr>
+        <w:t>0,85</w:t>
+      </w:r>
+      <w:r>
+        <w:rPr>
+          <w:rFonts w:ascii="IBM Plex Sans" w:hAnsi="IBM Plex Sans" w:eastAsia="IBM Plex Sans" w:cs="IBM Plex Sans"/>
+          <w:b w:val="0"/>
+          <w:color w:val="111111"/>
+          <w:sz w:val="21"/>
+        </w:rPr>
+        <w:t>. Lucka stängd. Inte öppna plint.</w:t>
+      </w:r>
+    </w:p>
+    <w:p>
+      <w:pPr>
+        <w:spacing w:before="0" w:after="120" w:line="276" w:lineRule="auto"/>
+      </w:pPr>
+      <w:r>
+        <w:rPr>
+          <w:rFonts w:ascii="IBM Plex Sans" w:hAnsi="IBM Plex Sans" w:eastAsia="IBM Plex Sans" w:cs="IBM Plex Sans"/>
+          <w:b w:val="0"/>
+          <w:color w:val="111111"/>
+          <w:sz w:val="21"/>
+        </w:rPr>
+        <w:t>I ≈ P / (√3 · U · cosφ) = ______ A</w:t>
+      </w:r>
+    </w:p>
+    <w:p>
+      <w:pPr>
+        <w:spacing w:before="0" w:after="120" w:line="276" w:lineRule="auto"/>
+      </w:pPr>
+      <w:r>
+        <w:rPr>
+          <w:rFonts w:ascii="IBM Plex Sans" w:hAnsi="IBM Plex Sans" w:eastAsia="IBM Plex Sans" w:cs="IBM Plex Sans"/>
+          <w:b w:val="0"/>
+          <w:color w:val="111111"/>
+          <w:sz w:val="21"/>
+        </w:rPr>
+        <w:t xml:space="preserve">Skylt </w:t>
+      </w:r>
+      <w:r>
+        <w:rPr>
+          <w:rFonts w:ascii="IBM Plex Sans" w:hAnsi="IBM Plex Sans" w:eastAsia="IBM Plex Sans" w:cs="IBM Plex Sans"/>
+          <w:b/>
+          <w:color w:val="111111"/>
+          <w:sz w:val="21"/>
+        </w:rPr>
+        <w:t>28 A</w:t>
+      </w:r>
+      <w:r>
+        <w:rPr>
+          <w:rFonts w:ascii="IBM Plex Sans" w:hAnsi="IBM Plex Sans" w:eastAsia="IBM Plex Sans" w:cs="IBM Plex Sans"/>
+          <w:b w:val="0"/>
+          <w:color w:val="111111"/>
+          <w:sz w:val="21"/>
+        </w:rPr>
+        <w:t xml:space="preserve"> är  [ ] rimlig    [ ] fel</w:t>
+      </w:r>
+    </w:p>
+    <w:p>
+      <w:pPr>
+        <w:spacing w:before="0" w:after="120" w:line="276" w:lineRule="auto"/>
+      </w:pPr>
+      <w:r>
+        <w:rPr>
+          <w:rFonts w:ascii="IBM Plex Sans" w:hAnsi="IBM Plex Sans" w:eastAsia="IBM Plex Sans" w:cs="IBM Plex Sans"/>
+          <w:b w:val="0"/>
+          <w:color w:val="111111"/>
+          <w:sz w:val="21"/>
+        </w:rPr>
+        <w:t>Elektriker: 440-plint är inte PE-dosa. Ingenjör: räkna I mot skylt. Öppna inte.</w:t>
       </w:r>
     </w:p>
     <w:p>
